--- a/people-lead/word/ana/02-prioridades.docx
+++ b/people-lead/word/ana/02-prioridades.docx
@@ -12,7 +12,7 @@
           <w:color w:val="1F3A5F"/>
           <w:sz w:val="40"/>
         </w:rPr>
-        <w:t>Ana — prioridades</w:t>
+        <w:t>Ana Karina — prioridades</w:t>
       </w:r>
     </w:p>
     <w:p>
@@ -22,7 +22,7 @@
           <w:color w:val="555555"/>
           <w:sz w:val="22"/>
         </w:rPr>
-        <w:t>Ana · People Lead · documento editável</w:t>
+        <w:t>Ana Karina · People Lead · documento editável</w:t>
       </w:r>
     </w:p>
     <w:p/>
@@ -1428,7 +1428,7 @@
     </w:p>
     <w:p>
       <w:r>
-        <w:t xml:space="preserve">Ana pensou como Associate aplicada: IA, Copilot, aprendizado, cultura, Swift, inglês. Nada disso é “errado”. O problema é de </w:t>
+        <w:t xml:space="preserve">Ana Karina pensou como Associate aplicada: IA, Copilot, aprendizado, cultura, Swift, inglês. Nada disso é “errado”. O problema é de </w:t>
       </w:r>
       <w:r>
         <w:rPr>
@@ -1512,7 +1512,7 @@
     </w:p>
     <w:p>
       <w:r>
-        <w:t xml:space="preserve">Comparado com o que a prática está contratando de narrativa, Ana deveria chegar em setembro com </w:t>
+        <w:t xml:space="preserve">Comparado com o que a prática está contratando de narrativa, Ana Karina deveria chegar em setembro com </w:t>
       </w:r>
       <w:r>
         <w:rPr>

--- a/people-lead/word/ana/02-prioridades.docx
+++ b/people-lead/word/ana/02-prioridades.docx
@@ -195,6 +195,59 @@
               <w:rPr>
                 <w:sz w:val="20"/>
               </w:rPr>
+              <w:t>Status em 28/08</w:t>
+            </w:r>
+          </w:p>
+        </w:tc>
+        <w:tc>
+          <w:tcPr>
+            <w:tcW w:type="dxa" w:w="4873"/>
+            <w:shd w:fill="F3F6FA" w:val="clear"/>
+          </w:tcPr>
+          <w:p>
+            <w:r>
+              <w:rPr>
+                <w:sz w:val="20"/>
+              </w:rPr>
+            </w:r>
+            <w:r>
+              <w:rPr>
+                <w:b/>
+                <w:sz w:val="20"/>
+              </w:rPr>
+              <w:t>AZ-900 concluída.</w:t>
+            </w:r>
+            <w:r>
+              <w:rPr>
+                <w:sz w:val="20"/>
+              </w:rPr>
+              <w:t xml:space="preserve"> AI-900 — revisar cadastro no Workday. Badge formal de IA → </w:t>
+            </w:r>
+            <w:r>
+              <w:rPr>
+                <w:b/>
+                <w:sz w:val="20"/>
+              </w:rPr>
+              <w:t>FY27</w:t>
+            </w:r>
+          </w:p>
+        </w:tc>
+      </w:tr>
+      <w:tr>
+        <w:tc>
+          <w:tcPr>
+            <w:tcW w:type="dxa" w:w="4873"/>
+          </w:tcPr>
+          <w:p>
+            <w:r>
+              <w:rPr>
+                <w:sz w:val="20"/>
+              </w:rPr>
+            </w:r>
+            <w:r>
+              <w:rPr>
+                <w:sz w:val="20"/>
+              </w:rPr>
               <w:t>Alinhamento empresa</w:t>
             </w:r>
           </w:p>
@@ -202,7 +255,6 @@
         <w:tc>
           <w:tcPr>
             <w:tcW w:type="dxa" w:w="4873"/>
-            <w:shd w:fill="F3F6FA" w:val="clear"/>
           </w:tcPr>
           <w:p>
             <w:r>
@@ -223,6 +275,7 @@
         <w:tc>
           <w:tcPr>
             <w:tcW w:type="dxa" w:w="4873"/>
+            <w:shd w:fill="F3F6FA" w:val="clear"/>
           </w:tcPr>
           <w:p>
             <w:r>
@@ -241,6 +294,7 @@
         <w:tc>
           <w:tcPr>
             <w:tcW w:type="dxa" w:w="4873"/>
+            <w:shd w:fill="F3F6FA" w:val="clear"/>
           </w:tcPr>
           <w:p>
             <w:r>
@@ -261,7 +315,6 @@
         <w:tc>
           <w:tcPr>
             <w:tcW w:type="dxa" w:w="4873"/>
-            <w:shd w:fill="F3F6FA" w:val="clear"/>
           </w:tcPr>
           <w:p>
             <w:r>
@@ -280,7 +333,6 @@
         <w:tc>
           <w:tcPr>
             <w:tcW w:type="dxa" w:w="4873"/>
-            <w:shd w:fill="F3F6FA" w:val="clear"/>
           </w:tcPr>
           <w:p>
             <w:r>
@@ -439,6 +491,52 @@
               <w:rPr>
                 <w:sz w:val="20"/>
               </w:rPr>
+              <w:t>Status em 28/08</w:t>
+            </w:r>
+          </w:p>
+        </w:tc>
+        <w:tc>
+          <w:tcPr>
+            <w:tcW w:type="dxa" w:w="4873"/>
+            <w:shd w:fill="F3F6FA" w:val="clear"/>
+          </w:tcPr>
+          <w:p>
+            <w:r>
+              <w:rPr>
+                <w:sz w:val="20"/>
+              </w:rPr>
+            </w:r>
+            <w:r>
+              <w:rPr>
+                <w:b/>
+                <w:sz w:val="20"/>
+              </w:rPr>
+              <w:t>Evoluiu:</w:t>
+            </w:r>
+            <w:r>
+              <w:rPr>
+                <w:sz w:val="20"/>
+              </w:rPr>
+              <w:t xml:space="preserve"> agentes Copilot (analytics — criado por ela; +2 do time), IA no frontend, VS Code no cliente. IADrops/João</w:t>
+            </w:r>
+          </w:p>
+        </w:tc>
+      </w:tr>
+      <w:tr>
+        <w:tc>
+          <w:tcPr>
+            <w:tcW w:type="dxa" w:w="4873"/>
+          </w:tcPr>
+          <w:p>
+            <w:r>
+              <w:rPr>
+                <w:sz w:val="20"/>
+              </w:rPr>
+            </w:r>
+            <w:r>
+              <w:rPr>
+                <w:sz w:val="20"/>
+              </w:rPr>
               <w:t>Alinhamento empresa</w:t>
             </w:r>
           </w:p>
@@ -446,7 +544,6 @@
         <w:tc>
           <w:tcPr>
             <w:tcW w:type="dxa" w:w="4873"/>
-            <w:shd w:fill="F3F6FA" w:val="clear"/>
           </w:tcPr>
           <w:p>
             <w:r>
@@ -467,6 +564,7 @@
         <w:tc>
           <w:tcPr>
             <w:tcW w:type="dxa" w:w="4873"/>
+            <w:shd w:fill="F3F6FA" w:val="clear"/>
           </w:tcPr>
           <w:p>
             <w:r>
@@ -485,6 +583,7 @@
         <w:tc>
           <w:tcPr>
             <w:tcW w:type="dxa" w:w="4873"/>
+            <w:shd w:fill="F3F6FA" w:val="clear"/>
           </w:tcPr>
           <w:p>
             <w:r>
@@ -505,7 +604,6 @@
         <w:tc>
           <w:tcPr>
             <w:tcW w:type="dxa" w:w="4873"/>
-            <w:shd w:fill="F3F6FA" w:val="clear"/>
           </w:tcPr>
           <w:p>
             <w:r>
@@ -524,7 +622,6 @@
         <w:tc>
           <w:tcPr>
             <w:tcW w:type="dxa" w:w="4873"/>
-            <w:shd w:fill="F3F6FA" w:val="clear"/>
           </w:tcPr>
           <w:p>
             <w:r>
@@ -1147,6 +1244,52 @@
               <w:rPr>
                 <w:sz w:val="20"/>
               </w:rPr>
+              <w:t>Status em 28/08</w:t>
+            </w:r>
+          </w:p>
+        </w:tc>
+        <w:tc>
+          <w:tcPr>
+            <w:tcW w:type="dxa" w:w="4873"/>
+            <w:shd w:fill="F3F6FA" w:val="clear"/>
+          </w:tcPr>
+          <w:p>
+            <w:r>
+              <w:rPr>
+                <w:sz w:val="20"/>
+              </w:rPr>
+            </w:r>
+            <w:r>
+              <w:rPr>
+                <w:b/>
+                <w:sz w:val="20"/>
+              </w:rPr>
+              <w:t>Combinado FY27</w:t>
+            </w:r>
+            <w:r>
+              <w:rPr>
+                <w:sz w:val="20"/>
+              </w:rPr>
+              <w:t xml:space="preserve"> na 1:1 #2: sem MacBook da empresa; estudo básico insuficiente. Citar início na reflexão</w:t>
+            </w:r>
+          </w:p>
+        </w:tc>
+      </w:tr>
+      <w:tr>
+        <w:tc>
+          <w:tcPr>
+            <w:tcW w:type="dxa" w:w="4873"/>
+          </w:tcPr>
+          <w:p>
+            <w:r>
+              <w:rPr>
+                <w:sz w:val="20"/>
+              </w:rPr>
+            </w:r>
+            <w:r>
+              <w:rPr>
+                <w:sz w:val="20"/>
+              </w:rPr>
               <w:t>Alinhamento carreira</w:t>
             </w:r>
           </w:p>
@@ -1154,7 +1297,6 @@
         <w:tc>
           <w:tcPr>
             <w:tcW w:type="dxa" w:w="4873"/>
-            <w:shd w:fill="F3F6FA" w:val="clear"/>
           </w:tcPr>
           <w:p>
             <w:r>
@@ -1175,6 +1317,7 @@
         <w:tc>
           <w:tcPr>
             <w:tcW w:type="dxa" w:w="4873"/>
+            <w:shd w:fill="F3F6FA" w:val="clear"/>
           </w:tcPr>
           <w:p>
             <w:r>
@@ -1193,6 +1336,7 @@
         <w:tc>
           <w:tcPr>
             <w:tcW w:type="dxa" w:w="4873"/>
+            <w:shd w:fill="F3F6FA" w:val="clear"/>
           </w:tcPr>
           <w:p>
             <w:r>
@@ -2511,20 +2655,46 @@
           </w:p>
         </w:tc>
       </w:tr>
+      <w:tr>
+        <w:tc>
+          <w:tcPr>
+            <w:tcW w:type="dxa" w:w="4873"/>
+          </w:tcPr>
+          <w:p>
+            <w:r>
+              <w:rPr>
+                <w:sz w:val="20"/>
+              </w:rPr>
+            </w:r>
+            <w:r>
+              <w:rPr>
+                <w:sz w:val="20"/>
+              </w:rPr>
+              <w:t>2026-08-28</w:t>
+            </w:r>
+          </w:p>
+        </w:tc>
+        <w:tc>
+          <w:tcPr>
+            <w:tcW w:type="dxa" w:w="4873"/>
+          </w:tcPr>
+          <w:p>
+            <w:r>
+              <w:rPr>
+                <w:sz w:val="20"/>
+              </w:rPr>
+            </w:r>
+            <w:r>
+              <w:rPr>
+                <w:sz w:val="20"/>
+              </w:rPr>
+              <w:t>1:1 #2: Workday em 4 categorias; Swift → FY27; agentes IA como evidência; AZ-900 ok; feedback Jessica</w:t>
+            </w:r>
+          </w:p>
+        </w:tc>
+      </w:tr>
     </w:tbl>
     <w:p/>
-    <w:p>
-      <w:pPr>
-        <w:ind w:left="425"/>
-      </w:pPr>
-      <w:r>
-        <w:rPr>
-          <w:i/>
-          <w:color w:val="444444"/>
-        </w:rPr>
-        <w:t>Próxima linha: recorte combinado na 1:1 #2.</w:t>
-      </w:r>
-    </w:p>
     <w:sectPr>
       <w:pgSz w:w="12240" w:h="15840"/>
       <w:pgMar w:top="1134" w:right="1247" w:bottom="1134" w:left="1247" w:header="720" w:footer="720" w:gutter="0"/>

--- a/people-lead/word/ana/02-prioridades.docx
+++ b/people-lead/word/ana/02-prioridades.docx
@@ -470,7 +470,7 @@
                 <w:b/>
                 <w:sz w:val="20"/>
               </w:rPr>
-              <w:t>melhor prioridade das duas mentoradas</w:t>
+              <w:t>principal diferencial dela no ciclo</w:t>
             </w:r>
           </w:p>
         </w:tc>
